--- a/pr-preview/pr-341/inference-handout.docx
+++ b/pr-preview/pr-341/inference-handout.docx
@@ -15,7 +15,7 @@
         <w:pStyle w:val="Date"/>
       </w:pPr>
       <w:r>
-        <w:t xml:space="preserve">Last modified: 2026-10-18 13:29:01 (PDT)</w:t>
+        <w:t xml:space="preserve">Last modified: 2026-10-18 14:27:47 (PDT)</w:t>
       </w:r>
     </w:p>
     <w:bookmarkStart w:id="12" w:name="inference"/>

--- a/pr-preview/pr-341/inference-handout.docx
+++ b/pr-preview/pr-341/inference-handout.docx
@@ -15,7 +15,7 @@
         <w:pStyle w:val="Date"/>
       </w:pPr>
       <w:r>
-        <w:t xml:space="preserve">Last modified: 2026-10-18 14:27:47 (PDT)</w:t>
+        <w:t xml:space="preserve">Last modified: 2026-10-18 17:07:37 (PDT)</w:t>
       </w:r>
     </w:p>
     <w:bookmarkStart w:id="12" w:name="inference"/>

--- a/pr-preview/pr-341/inference-handout.docx
+++ b/pr-preview/pr-341/inference-handout.docx
@@ -15,7 +15,7 @@
         <w:pStyle w:val="Date"/>
       </w:pPr>
       <w:r>
-        <w:t xml:space="preserve">Last modified: 2026-10-18 17:07:37 (PDT)</w:t>
+        <w:t xml:space="preserve">Last modified: 2026-10-18 22:00:53 (PDT)</w:t>
       </w:r>
     </w:p>
     <w:bookmarkStart w:id="12" w:name="inference"/>

--- a/pr-preview/pr-341/inference-handout.docx
+++ b/pr-preview/pr-341/inference-handout.docx
@@ -15,7 +15,7 @@
         <w:pStyle w:val="Date"/>
       </w:pPr>
       <w:r>
-        <w:t xml:space="preserve">Last modified: 2026-10-18 22:00:53 (PDT)</w:t>
+        <w:t xml:space="preserve">Last modified: 2026-10-18 23:39:02 (PDT)</w:t>
       </w:r>
     </w:p>
     <w:bookmarkStart w:id="12" w:name="inference"/>

--- a/pr-preview/pr-341/inference-handout.docx
+++ b/pr-preview/pr-341/inference-handout.docx
@@ -15,7 +15,7 @@
         <w:pStyle w:val="Date"/>
       </w:pPr>
       <w:r>
-        <w:t xml:space="preserve">Last modified: 2026-10-18 23:39:02 (PDT)</w:t>
+        <w:t xml:space="preserve">Last modified: 2026-10-19 00:34:20 (PDT)</w:t>
       </w:r>
     </w:p>
     <w:bookmarkStart w:id="12" w:name="inference"/>

--- a/pr-preview/pr-341/inference-handout.docx
+++ b/pr-preview/pr-341/inference-handout.docx
@@ -15,7 +15,7 @@
         <w:pStyle w:val="Date"/>
       </w:pPr>
       <w:r>
-        <w:t xml:space="preserve">Last modified: 2026-10-19 00:34:20 (PDT)</w:t>
+        <w:t xml:space="preserve">Last modified: 2026-10-19 00:53:49 (PDT)</w:t>
       </w:r>
     </w:p>
     <w:bookmarkStart w:id="12" w:name="inference"/>
@@ -315,16 +315,7 @@
         <w:t xml:space="preserve"> </w:t>
       </w:r>
       <w:r>
-        <w:t xml:space="preserve">which a hypothesis test assesses against the data</w:t>
-      </w:r>
-      <w:r>
-        <w:t xml:space="preserve"> </w:t>
-      </w:r>
-      <w:r>
-        <w:t xml:space="preserve">[2]</w:t>
-      </w:r>
-      <w:r>
-        <w:t xml:space="preserve">.</w:t>
+        <w:t xml:space="preserve">which a hypothesis test assesses against the data.</w:t>
       </w:r>
     </w:p>
     <w:p>
@@ -1098,16 +1089,24 @@
         <w:t xml:space="preserve"> </w:t>
       </w:r>
       <w:r>
-        <w:t xml:space="preserve">computed with the data distributed as the null hypothesis specifies</w:t>
-      </w:r>
-      <w:r>
-        <w:t xml:space="preserve"> </w:t>
-      </w:r>
-      <w:r>
-        <w:t xml:space="preserve">[5]</w:t>
-      </w:r>
-      <w:r>
-        <w:t xml:space="preserve">:</w:t>
+        <w:t xml:space="preserve">computed with the data distributed as the</w:t>
+      </w:r>
+      <w:r>
+        <w:t xml:space="preserve"> </w:t>
+      </w:r>
+      <w:hyperlink w:anchor="def-null-hypothesis">
+        <w:r>
+          <w:rPr>
+            <w:rStyle w:val="Hyperlink"/>
+          </w:rPr>
+          <w:t xml:space="preserve">null hypothesis</w:t>
+        </w:r>
+      </w:hyperlink>
+      <w:r>
+        <w:t xml:space="preserve"> </w:t>
+      </w:r>
+      <w:r>
+        <w:t xml:space="preserve">specifies:</w:t>
       </w:r>
     </w:p>
     <w:p>
@@ -5486,12 +5485,6 @@
           <m:t>θ</m:t>
         </m:r>
       </m:oMath>
-      <w:r>
-        <w:t xml:space="preserve"> </w:t>
-      </w:r>
-      <w:r>
-        <w:t xml:space="preserve">[13]</w:t>
-      </w:r>
       <w:r>
         <w:t xml:space="preserve">:</w:t>
       </w:r>

--- a/pr-preview/pr-341/inference-handout.docx
+++ b/pr-preview/pr-341/inference-handout.docx
@@ -15,7 +15,7 @@
         <w:pStyle w:val="Date"/>
       </w:pPr>
       <w:r>
-        <w:t xml:space="preserve">Last modified: 2026-10-19 00:53:49 (PDT)</w:t>
+        <w:t xml:space="preserve">Last modified: 2026-10-19 01:55:24 (PDT)</w:t>
       </w:r>
     </w:p>
     <w:bookmarkStart w:id="12" w:name="inference"/>

--- a/pr-preview/pr-341/inference-handout.docx
+++ b/pr-preview/pr-341/inference-handout.docx
@@ -15,7 +15,7 @@
         <w:pStyle w:val="Date"/>
       </w:pPr>
       <w:r>
-        <w:t xml:space="preserve">Last modified: 2026-10-19 01:55:24 (PDT)</w:t>
+        <w:t xml:space="preserve">Last modified: 2026-10-19 03:40:46 (PDT)</w:t>
       </w:r>
     </w:p>
     <w:bookmarkStart w:id="12" w:name="inference"/>
